--- a/output_receita_federal/parecer_pgfn/documents/par_pgfn_2271_20131210.docx
+++ b/output_receita_federal/parecer_pgfn/documents/par_pgfn_2271_20131210.docx
@@ -8,6 +8,14 @@
           <w:b/>
         </w:rPr>
         <w:t>Parecer PGFN nº 2271, de 10 de dezembro de 2013</w:t>
+      </w:r>
+    </w:p>
+    <w:p>
+      <w:r>
+        <w:rPr>
+          <w:i/>
+        </w:rPr>
+        <w:t>[Vide o(a) Despacho MF nº sn, de 12 de dezembro de 2013]</w:t>
       </w:r>
     </w:p>
     <w:p>
@@ -487,7 +495,7 @@
     </w:p>
     <w:p>
       <w:r>
-        <w:t>21. Cumpre, pois, perquirir se, em face do sobredito, e tendo por fundamento o disposto no art. 19, inc. II, da Lei nº 10.522, de 2002, e no art. 5°, do Decreto nº 2.346, de 1997, é o caso de ser dispensada a interposição de recursos e a desistência dos já interpostos, bem como a dispensa de apresentação de contestação. Ora, os artigos citados têm o seguinte teor:</w:t>
+        <w:t>21. Cumpre, pois, perquirir se, em face do sobredito, e tendo por fundamento o disposto no art. 19, inc. II, da Lei nº 10.522, de 2002, e no art. 5º, do Decreto nº 2.346, de 1997, é o caso de ser dispensada a interposição de recursos e a desistência dos já interpostos, bem como a dispensa de apresentação de contestação. Ora, os artigos citados têm o seguinte teor:</w:t>
       </w:r>
     </w:p>
     <w:p>
